--- a/docs/Bawse League - The Pitch.docx
+++ b/docs/Bawse League - The Pitch.docx
@@ -152,10 +152,10 @@
           <w:b/>
           <w:bCs/>
         </w:rPr>
-        <w:t xml:space="preserve">The wildcard pick</w:t>
-      </w:r>
-      <w:r>
-        <w:t xml:space="preserve"> — once per league, someone can draft “All Undrafted — NFL” (or any league) and instantly own every leftover team in it. Every pick made after that weakens their haul in real time. On Reddit, that pick once landed both Super Bowl teams.</w:t>
+        <w:t xml:space="preserve">Scouting included</w:t>
+      </w:r>
+      <w:r>
+        <w:t xml:space="preserve"> — championship futures odds for all 647 teams are baked into the draft board, so you don’t need to follow all seven sports to draft like you do.</w:t>
       </w:r>
     </w:p>
     <w:p>
